--- a/legal/Пользовательское_соглашение_Искра_черновик.docx
+++ b/legal/Пользовательское_соглашение_Искра_черновик.docx
@@ -116,73 +116,7 @@
           <w:color w:val="000000"/>
           <w:sz w:val="27"/>
         </w:rPr>
-        <w:t>1. Термины и стороны</w:t>
-      </w:r>
-    </w:p>
-    <w:p>
-      <w:pPr>
-        <w:ind w:firstLine="0"/>
-      </w:pPr>
-      <w:r>
-        <w:rPr>
-          <w:rFonts w:ascii="Times New Roman" w:hAnsi="Times New Roman" w:eastAsia="Times New Roman"/>
-          <w:b/>
-          <w:color w:val="000000"/>
-          <w:sz w:val="22"/>
-        </w:rPr>
-        <w:t xml:space="preserve">Сервис MAX — </w:t>
-      </w:r>
-      <w:r>
-        <w:rPr>
-          <w:rFonts w:ascii="Times New Roman" w:hAnsi="Times New Roman" w:eastAsia="Times New Roman"/>
-          <w:color w:val="000000"/>
-          <w:sz w:val="22"/>
-        </w:rPr>
-        <w:t>мессенджер MAX, через который Пользователь получает доступ к Чат-боту.</w:t>
-      </w:r>
-    </w:p>
-    <w:p>
-      <w:pPr>
-        <w:ind w:firstLine="0"/>
-      </w:pPr>
-      <w:r>
-        <w:rPr>
-          <w:rFonts w:ascii="Times New Roman" w:hAnsi="Times New Roman" w:eastAsia="Times New Roman"/>
-          <w:b/>
-          <w:color w:val="000000"/>
-          <w:sz w:val="22"/>
-        </w:rPr>
-        <w:t xml:space="preserve">Чат-бот — </w:t>
-      </w:r>
-      <w:r>
-        <w:rPr>
-          <w:rFonts w:ascii="Times New Roman" w:hAnsi="Times New Roman" w:eastAsia="Times New Roman"/>
-          <w:color w:val="000000"/>
-          <w:sz w:val="22"/>
-        </w:rPr>
-        <w:t>программное обеспечение «Искра», обеспечивающее автоматизированный приём, регистрацию, маршрутизацию и сопровождение обращений.</w:t>
-      </w:r>
-    </w:p>
-    <w:p>
-      <w:pPr>
-        <w:ind w:firstLine="0"/>
-      </w:pPr>
-      <w:r>
-        <w:rPr>
-          <w:rFonts w:ascii="Times New Roman" w:hAnsi="Times New Roman" w:eastAsia="Times New Roman"/>
-          <w:b/>
-          <w:color w:val="000000"/>
-          <w:sz w:val="22"/>
-        </w:rPr>
-        <w:t xml:space="preserve">Пользователь — </w:t>
-      </w:r>
-      <w:r>
-        <w:rPr>
-          <w:rFonts w:ascii="Times New Roman" w:hAnsi="Times New Roman" w:eastAsia="Times New Roman"/>
-          <w:color w:val="000000"/>
-          <w:sz w:val="22"/>
-        </w:rPr>
-        <w:t>физическое лицо, использующее Чат-бот и направляющее обращение.</w:t>
+        <w:t>1. Основные понятия</w:t>
       </w:r>
     </w:p>
     <w:p>
@@ -204,7 +138,7 @@
           <w:color w:val="000000"/>
           <w:sz w:val="22"/>
         </w:rPr>
-        <w:t>лицо, владеющее и управляющее Чат-ботом, сведения о котором указаны в разделе 11 Соглашения.</w:t>
+        <w:t>лицо, владеющее и управляющее Чат-ботом; его сведения приведены в конце Соглашения.</w:t>
       </w:r>
     </w:p>
     <w:p>
@@ -226,7 +160,7 @@
           <w:color w:val="000000"/>
           <w:sz w:val="22"/>
         </w:rPr>
-        <w:t>сообщение Пользователя о проблеме, направленное через Чат-бот вместе с предоставленными сведениями и материалами.</w:t>
+        <w:t>сообщение о проблеме, направленное через Чат-бот вместе с предоставленными сведениями и материалами.</w:t>
       </w:r>
     </w:p>
     <w:p>
@@ -481,7 +415,7 @@
           <w:color w:val="000000"/>
           <w:sz w:val="27"/>
         </w:rPr>
-        <w:t>5. Права и обязанности Пользователя</w:t>
+        <w:t>5. Правила использования</w:t>
       </w:r>
     </w:p>
     <w:p>
@@ -503,63 +437,18 @@
           <w:color w:val="000000"/>
           <w:sz w:val="22"/>
         </w:rPr>
-        <w:t>5.2. Пользователю запрещается:</w:t>
+        <w:t>5.2. Запрещается направлять заведомо ложные или незаконные материалы, нарушать права других лиц, вмешиваться в работу Чат-бота либо использовать его для массовой автоматизированной отправки сообщений.</w:t>
       </w:r>
     </w:p>
     <w:p>
-      <w:pPr>
-        <w:pStyle w:val="ListBullet"/>
-        <w:ind w:hanging="312"/>
-      </w:pPr>
       <w:r>
         <w:rPr>
           <w:rFonts w:ascii="Times New Roman" w:hAnsi="Times New Roman" w:eastAsia="Times New Roman"/>
+          <w:i w:val="0"/>
           <w:color w:val="000000"/>
           <w:sz w:val="22"/>
         </w:rPr>
-        <w:t>направлять заведомо ложные сведения, незаконный или оскорбительный контент;</w:t>
-      </w:r>
-    </w:p>
-    <w:p>
-      <w:pPr>
-        <w:pStyle w:val="ListBullet"/>
-        <w:ind w:hanging="312"/>
-      </w:pPr>
-      <w:r>
-        <w:rPr>
-          <w:rFonts w:ascii="Times New Roman" w:hAnsi="Times New Roman" w:eastAsia="Times New Roman"/>
-          <w:color w:val="000000"/>
-          <w:sz w:val="22"/>
-        </w:rPr>
-        <w:t>загружать вредоносные файлы или пытаться нарушить работу Чат-бота;</w:t>
-      </w:r>
-    </w:p>
-    <w:p>
-      <w:pPr>
-        <w:pStyle w:val="ListBullet"/>
-        <w:ind w:hanging="312"/>
-      </w:pPr>
-      <w:r>
-        <w:rPr>
-          <w:rFonts w:ascii="Times New Roman" w:hAnsi="Times New Roman" w:eastAsia="Times New Roman"/>
-          <w:color w:val="000000"/>
-          <w:sz w:val="22"/>
-        </w:rPr>
-        <w:t>использовать автоматизированные средства для массовой отправки обращений;</w:t>
-      </w:r>
-    </w:p>
-    <w:p>
-      <w:pPr>
-        <w:pStyle w:val="ListBullet"/>
-        <w:ind w:hanging="312"/>
-      </w:pPr>
-      <w:r>
-        <w:rPr>
-          <w:rFonts w:ascii="Times New Roman" w:hAnsi="Times New Roman" w:eastAsia="Times New Roman"/>
-          <w:color w:val="000000"/>
-          <w:sz w:val="22"/>
-        </w:rPr>
-        <w:t>нарушать права третьих лиц, законодательство Российской Федерации и правила Сервиса MAX.</w:t>
+        <w:t>5.3. Оператор обеспечивает работу Чат-бота и вправе ограничить доступ при злоупотреблении, а также изменять или временно приостанавливать работу Чат-бота для обновления и устранения неисправностей.</w:t>
       </w:r>
     </w:p>
     <w:p>
@@ -574,7 +463,7 @@
           <w:color w:val="000000"/>
           <w:sz w:val="27"/>
         </w:rPr>
-        <w:t>6. Права и обязанности Оператора</w:t>
+        <w:t>6. Персональные данные и материалы</w:t>
       </w:r>
     </w:p>
     <w:p>
@@ -585,7 +474,7 @@
           <w:color w:val="000000"/>
           <w:sz w:val="22"/>
         </w:rPr>
-        <w:t>6.1. Оператор обеспечивает работу Чат-бота, организует маршрутизацию обращений, принимает разумные меры защиты информации и предоставляет канал для связи.</w:t>
+        <w:t>6.1. Обработка персональных данных регулируется отдельной Политикой и отдельным согласием Пользователя.</w:t>
       </w:r>
     </w:p>
     <w:p>
@@ -596,7 +485,7 @@
           <w:color w:val="000000"/>
           <w:sz w:val="22"/>
         </w:rPr>
-        <w:t>6.2. Оператор вправе ограничить доступ Пользователя при злоупотреблении функциональностью, массовой рассылке, попытках вмешательства в работу системы или ином существенном нарушении Соглашения.</w:t>
+        <w:t>6.2. Непредоставление обязательных данных может сделать создание обращения невозможным. Фотографии, геолокация и точный адрес предоставляются только при наличии и необходимости.</w:t>
       </w:r>
     </w:p>
     <w:p>
@@ -607,7 +496,7 @@
           <w:color w:val="000000"/>
           <w:sz w:val="22"/>
         </w:rPr>
-        <w:t>6.3. Оператор вправе изменять функциональность Чат-бота, временно приостанавливать его работу для обновления или устранения неисправностей.</w:t>
+        <w:t>6.3. Пользователь сохраняет права на свои материалы и разрешает использовать их только для рассмотрения и направления обращения.</w:t>
       </w:r>
     </w:p>
     <w:p>
@@ -622,7 +511,7 @@
           <w:color w:val="000000"/>
           <w:sz w:val="27"/>
         </w:rPr>
-        <w:t>7. Персональные данные</w:t>
+        <w:t>7. Работа Чат-бота и ответственность</w:t>
       </w:r>
     </w:p>
     <w:p>
@@ -633,18 +522,7 @@
           <w:color w:val="000000"/>
           <w:sz w:val="22"/>
         </w:rPr>
-        <w:t>7.1. Обработка персональных данных регулируется отдельной Политикой обработки персональных данных и отдельным согласием Пользователя.</w:t>
-      </w:r>
-    </w:p>
-    <w:p>
-      <w:r>
-        <w:rPr>
-          <w:rFonts w:ascii="Times New Roman" w:hAnsi="Times New Roman" w:eastAsia="Times New Roman"/>
-          <w:i w:val="0"/>
-          <w:color w:val="000000"/>
-          <w:sz w:val="22"/>
-        </w:rPr>
-        <w:t>7.2. Непредоставление обязательных данных может сделать создание и рассмотрение обращения невозможным. Необязательные фотографии, геолокация и точный адрес предоставляются только при наличии и необходимости.</w:t>
+        <w:t>7.1. В работе Чат-бота и мессенджера MAX возможны технические перерывы. Оператор принимает разумные меры для восстановления работы, но не отвечает за внешние системы вне своего контроля в пределах, допускаемых законом.</w:t>
       </w:r>
     </w:p>
     <w:p>
@@ -659,7 +537,7 @@
           <w:color w:val="000000"/>
           <w:sz w:val="27"/>
         </w:rPr>
-        <w:t>8. Интеллектуальная собственность</w:t>
+        <w:t>8. Заключительные положения</w:t>
       </w:r>
     </w:p>
     <w:p>
@@ -670,31 +548,7 @@
           <w:color w:val="000000"/>
           <w:sz w:val="22"/>
         </w:rPr>
-        <w:t>8.1. Исключительные права на Чат-бот, его программный код и элементы оформления принадлежат правообладателю либо используются им на законном основании.</w:t>
-      </w:r>
-    </w:p>
-    <w:p>
-      <w:pPr>
-        <w:ind w:firstLine="0"/>
-      </w:pPr>
-      <w:r>
-        <w:rPr>
-          <w:rFonts w:ascii="Times New Roman" w:hAnsi="Times New Roman" w:eastAsia="Times New Roman"/>
-          <w:b/>
-          <w:color w:val="000000"/>
-          <w:sz w:val="22"/>
-        </w:rPr>
-        <w:t xml:space="preserve">Правообладатель/владелец Чат-бота: </w:t>
-      </w:r>
-      <w:r>
-        <w:rPr>
-          <w:rFonts w:ascii="Times New Roman" w:hAnsi="Times New Roman" w:eastAsia="Times New Roman"/>
-          <w:b/>
-          <w:color w:val="000000"/>
-          <w:sz w:val="22"/>
-          <w:shd w:fill="FFF2CC"/>
-        </w:rPr>
-        <w:t>[ЗАПОЛНИТЬ]</w:t>
+        <w:t>8.1. Если Пользователь не обладает необходимым объёмом дееспособности, использование Чат-бота и предоставление данных осуществляются с участием законного представителя в предусмотренных законом случаях.</w:t>
       </w:r>
     </w:p>
     <w:p>
@@ -705,22 +559,7 @@
           <w:color w:val="000000"/>
           <w:sz w:val="22"/>
         </w:rPr>
-        <w:t>8.2. Пользователь сохраняет права на созданные им материалы и предоставляет Оператору право использовать их исключительно в объёме, необходимом для обработки и направления обращения.</w:t>
-      </w:r>
-    </w:p>
-    <w:p>
-      <w:pPr>
-        <w:pStyle w:val="Heading1"/>
-        <w:pageBreakBefore w:val="0"/>
-      </w:pPr>
-      <w:r>
-        <w:rPr>
-          <w:rFonts w:ascii="Times New Roman" w:hAnsi="Times New Roman" w:eastAsia="Times New Roman"/>
-          <w:b/>
-          <w:color w:val="000000"/>
-          <w:sz w:val="27"/>
-        </w:rPr>
-        <w:t>9. Ограничение ответственности</w:t>
+        <w:t>8.2. Применяется законодательство Российской Федерации. Споры разрешаются путём переговоров, а при недостижении соглашения — в установленном законом порядке.</w:t>
       </w:r>
     </w:p>
     <w:p>
@@ -731,81 +570,7 @@
           <w:color w:val="000000"/>
           <w:sz w:val="22"/>
         </w:rPr>
-        <w:t>9.1. Чат-бот предоставляется с учётом возможных технических перерывов в работе Сервиса MAX, каналов связи и оборудования. Оператор принимает разумные меры для восстановления работы и доставки сообщений.</w:t>
-      </w:r>
-    </w:p>
-    <w:p>
-      <w:r>
-        <w:rPr>
-          <w:rFonts w:ascii="Times New Roman" w:hAnsi="Times New Roman" w:eastAsia="Times New Roman"/>
-          <w:i w:val="0"/>
-          <w:color w:val="000000"/>
-          <w:sz w:val="22"/>
-        </w:rPr>
-        <w:t>9.2. Оператор не отвечает за недоступность или действия Сервиса MAX и иных внешних систем, находящихся вне его контроля, но это не освобождает Оператора от обязанностей, прямо установленных законодательством.</w:t>
-      </w:r>
-    </w:p>
-    <w:p>
-      <w:pPr>
-        <w:pStyle w:val="Heading1"/>
-        <w:pageBreakBefore w:val="0"/>
-      </w:pPr>
-      <w:r>
-        <w:rPr>
-          <w:rFonts w:ascii="Times New Roman" w:hAnsi="Times New Roman" w:eastAsia="Times New Roman"/>
-          <w:b/>
-          <w:color w:val="000000"/>
-          <w:sz w:val="27"/>
-        </w:rPr>
-        <w:t>10. Несовершеннолетние и дееспособность</w:t>
-      </w:r>
-    </w:p>
-    <w:p>
-      <w:r>
-        <w:rPr>
-          <w:rFonts w:ascii="Times New Roman" w:hAnsi="Times New Roman" w:eastAsia="Times New Roman"/>
-          <w:i w:val="0"/>
-          <w:color w:val="000000"/>
-          <w:sz w:val="22"/>
-        </w:rPr>
-        <w:t>10.1. Пользователь подтверждает наличие необходимого объёма дееспособности. Если Пользователь не обладает им в полном объёме, использование Чат-бота и предоставление персональных данных осуществляются с участием законного представителя в случаях, предусмотренных законодательством.</w:t>
-      </w:r>
-    </w:p>
-    <w:p>
-      <w:pPr>
-        <w:pStyle w:val="Heading1"/>
-        <w:pageBreakBefore w:val="0"/>
-      </w:pPr>
-      <w:r>
-        <w:rPr>
-          <w:rFonts w:ascii="Times New Roman" w:hAnsi="Times New Roman" w:eastAsia="Times New Roman"/>
-          <w:b/>
-          <w:color w:val="000000"/>
-          <w:sz w:val="27"/>
-        </w:rPr>
-        <w:t>11. Заключительные положения</w:t>
-      </w:r>
-    </w:p>
-    <w:p>
-      <w:r>
-        <w:rPr>
-          <w:rFonts w:ascii="Times New Roman" w:hAnsi="Times New Roman" w:eastAsia="Times New Roman"/>
-          <w:i w:val="0"/>
-          <w:color w:val="000000"/>
-          <w:sz w:val="22"/>
-        </w:rPr>
-        <w:t>11.1. К отношениям сторон применяется законодательство Российской Федерации. Споры разрешаются путём переговоров, а при недостижении соглашения — в установленном законом порядке.</w:t>
-      </w:r>
-    </w:p>
-    <w:p>
-      <w:r>
-        <w:rPr>
-          <w:rFonts w:ascii="Times New Roman" w:hAnsi="Times New Roman" w:eastAsia="Times New Roman"/>
-          <w:i w:val="0"/>
-          <w:color w:val="000000"/>
-          <w:sz w:val="22"/>
-        </w:rPr>
-        <w:t>11.2. Оператор может изменять Соглашение. Новая редакция применяется с указанной в ней даты и должна быть доступна Пользователю в Чат-боте до продолжения использования.</w:t>
+        <w:t>8.3. Оператор может изменять Соглашение. Новая редакция применяется с указанной в ней даты и размещается в Чат-боте.</w:t>
       </w:r>
     </w:p>
     <w:p>

--- a/legal/Пользовательское_соглашение_Искра_черновик.docx
+++ b/legal/Пользовательское_соглашение_Искра_черновик.docx
@@ -243,13 +243,7 @@
     </w:p>
     <w:p>
       <w:r>
-        <w:rPr>
-          <w:rFonts w:ascii="Times New Roman" w:hAnsi="Times New Roman" w:eastAsia="Times New Roman"/>
-          <w:i w:val="0"/>
-          <w:color w:val="000000"/>
-          <w:sz w:val="22"/>
-        </w:rPr>
-        <w:t>3.1. До начала использования Чат-бота Пользователь знакомится с настоящим Соглашением и Политикой обработки персональных данных.</w:t>
+        <w:t>3.1. Перед первым созданием обращения Пользователю предоставляется доступ к настоящему Соглашению, Политике обработки персональных данных и отдельному Согласию на обработку персональных данных.</w:t>
       </w:r>
     </w:p>
     <w:p>
@@ -564,13 +558,7 @@
     </w:p>
     <w:p>
       <w:r>
-        <w:rPr>
-          <w:rFonts w:ascii="Times New Roman" w:hAnsi="Times New Roman" w:eastAsia="Times New Roman"/>
-          <w:i w:val="0"/>
-          <w:color w:val="000000"/>
-          <w:sz w:val="22"/>
-        </w:rPr>
-        <w:t>8.3. Оператор может изменять Соглашение. Новая редакция применяется с указанной в ней даты и размещается в Чат-боте.</w:t>
+        <w:t>8.3. Оператор может изменять Соглашение. Новая редакция применяется с указанной в ней даты и размещается в Чат-боте. Если изменения требуют нового подтверждения, до создания следующего обращения Пользователю предлагается принять новую редакцию отдельным действием.</w:t>
       </w:r>
     </w:p>
     <w:p>
@@ -743,7 +731,7 @@
           <w:color w:val="000000"/>
           <w:sz w:val="22"/>
         </w:rPr>
-        <w:t xml:space="preserve">Дата вступления в силу: </w:t>
+        <w:t xml:space="preserve">Редакция документа: 1.0. Дата вступления в силу: </w:t>
       </w:r>
       <w:r>
         <w:rPr>
